--- a/content/Bios/Don_Carlsen.docx
+++ b/content/Bios/Don_Carlsen.docx
@@ -1,270 +1,8 @@
 
 <file path=word/document.xml><?xml version="1.0" encoding="utf-8"?>
-<w:document xmlns:w14="http://schemas.microsoft.com/office/word/2010/wordml" xmlns:wp14="http://schemas.microsoft.com/office/word/2010/wordprocessingDrawing" xmlns:w="http://schemas.openxmlformats.org/wordprocessingml/2006/main" xmlns:m="http://schemas.openxmlformats.org/officeDocument/2006/math" xmlns:r="http://schemas.openxmlformats.org/officeDocument/2006/relationships" xmlns:o="urn:schemas-microsoft-com:office:office" xmlns:v="urn:schemas-microsoft-com:vml" xmlns:w10="urn:schemas-microsoft-com:office:word" xmlns:a="http://schemas.openxmlformats.org/drawingml/2006/main" xmlns:pic="http://schemas.openxmlformats.org/drawingml/2006/picture" xmlns:wp="http://schemas.openxmlformats.org/drawingml/2006/wordprocessingDrawing" xmlns:mc="http://schemas.openxmlformats.org/markup-compatibility/2006" mc:Ignorable="w14 wp14">
+<w:document xmlns:ns1="http://schemas.openxmlformats.org/markup-compatibility/2006" xmlns:ns2="http://schemas.microsoft.com/office/word/2010/wordml" xmlns:w="http://schemas.openxmlformats.org/wordprocessingml/2006/main" ns1:Ignorable="w14 wp14">
   <w:body>
-    <w:p xmlns:wp14="http://schemas.microsoft.com/office/word/2010/wordml" wp14:textId="77777777">
-      <w:pPr>
-        <w:pStyle w:val="FirstParagraph"/>
-      </w:pPr>
-      <w:r>
-        <w:rPr/>
-        <w:t>2006 Hall of Fame Inductee Don H. Carlsen – Denver</w:t>
-      </w:r>
-      <w:r>
-        <w:rPr/>
-        <w:t xml:space="preserve"> </w:t>
-      </w:r>
-      <w:r>
-        <w:rPr/>
-        <w:t xml:space="preserve">Don Carlsen was born on October 15, </w:t>
-      </w:r>
-      <w:r>
-        <w:rPr/>
-        <w:t>1926</w:t>
-      </w:r>
-      <w:r>
-        <w:rPr/>
-        <w:t xml:space="preserve"> in Chicago, Illinois. He passed away on</w:t>
-      </w:r>
-      <w:r>
-        <w:rPr/>
-        <w:t xml:space="preserve"> </w:t>
-      </w:r>
-      <w:r>
-        <w:rPr/>
-        <w:t>September 23, 2002. Don led a celebrated life.</w:t>
-      </w:r>
-      <w:r>
-        <w:rPr/>
-        <w:t xml:space="preserve"> </w:t>
-      </w:r>
-      <w:r>
-        <w:rPr/>
-        <w:t>After graduating from East High School in 1944, Don went into the Navy for two and a half</w:t>
-      </w:r>
-      <w:r>
-        <w:rPr/>
-        <w:t xml:space="preserve"> </w:t>
-      </w:r>
-      <w:r>
-        <w:rPr/>
-        <w:t xml:space="preserve">years. </w:t>
-      </w:r>
-      <w:r>
-        <w:rPr/>
-        <w:t>When he was released from the Navy, he played pro baseball for six years.</w:t>
-      </w:r>
-      <w:r>
-        <w:rPr/>
-        <w:t xml:space="preserve"> During this</w:t>
-      </w:r>
-      <w:r>
-        <w:rPr/>
-        <w:t xml:space="preserve"> </w:t>
-      </w:r>
-      <w:r>
-        <w:rPr/>
-        <w:t>time Don also attended Pepperdine College in Los Angeles, California and then went on to</w:t>
-      </w:r>
-      <w:r>
-        <w:rPr/>
-        <w:t xml:space="preserve"> </w:t>
-      </w:r>
-      <w:r>
-        <w:rPr/>
-        <w:t>graduate with a B.S. from Denver University in 1956. He also taught algebra at Smiley Junior</w:t>
-      </w:r>
-      <w:r>
-        <w:rPr/>
-        <w:t xml:space="preserve"> </w:t>
-      </w:r>
-      <w:r>
-        <w:rPr/>
-        <w:t>High School in 1956, He was with the Cubs and Pirates in the major leagues and Los Angeles</w:t>
-      </w:r>
-      <w:r>
-        <w:rPr/>
-        <w:t xml:space="preserve"> </w:t>
-      </w:r>
-      <w:r>
-        <w:rPr/>
-        <w:t>and Hollywood in the AAA Coastal League, Tulsa in the Texas league and New Orleans and</w:t>
-      </w:r>
-      <w:r>
-        <w:rPr/>
-        <w:t xml:space="preserve"> </w:t>
-      </w:r>
-      <w:r>
-        <w:rPr/>
-        <w:t>Nashville in the Southern League. Surgery to the elbow ended his career.</w:t>
-      </w:r>
-      <w:r>
-        <w:rPr/>
-        <w:t xml:space="preserve"> </w:t>
-      </w:r>
-      <w:r>
-        <w:rPr/>
-        <w:t xml:space="preserve">Don </w:t>
-      </w:r>
-      <w:r>
-        <w:rPr/>
-        <w:t>assisted</w:t>
-      </w:r>
-      <w:r>
-        <w:rPr/>
-        <w:t xml:space="preserve"> Bill Reed, the Denver Bear’s radio </w:t>
-      </w:r>
-      <w:r>
-        <w:rPr/>
-        <w:t>announcer as</w:t>
-      </w:r>
-      <w:r>
-        <w:rPr/>
-        <w:t>. his color man in 1956 and</w:t>
-      </w:r>
-      <w:r>
-        <w:rPr/>
-        <w:t xml:space="preserve"> </w:t>
-      </w:r>
-      <w:r>
-        <w:rPr/>
-        <w:t>1957. While attending East High School he umpired for the Old Timers League during the</w:t>
-      </w:r>
-      <w:r>
-        <w:rPr/>
-        <w:t xml:space="preserve"> </w:t>
-      </w:r>
-      <w:r>
-        <w:rPr/>
-        <w:t xml:space="preserve">summer and his call to fame came when an umpire for the Denver Bears became </w:t>
-      </w:r>
-      <w:r>
-        <w:rPr/>
-        <w:t>ill</w:t>
-      </w:r>
-      <w:r>
-        <w:rPr/>
-        <w:t xml:space="preserve"> and he</w:t>
-      </w:r>
-      <w:r>
-        <w:rPr/>
-        <w:t xml:space="preserve"> </w:t>
-      </w:r>
-      <w:r>
-        <w:rPr/>
-        <w:t xml:space="preserve">was called to take over. Warren Spahn was the opposing </w:t>
-      </w:r>
-      <w:r>
-        <w:rPr/>
-        <w:t>coach</w:t>
-      </w:r>
-      <w:r>
-        <w:rPr/>
-        <w:t xml:space="preserve"> and conflict over a call made</w:t>
-      </w:r>
-      <w:r>
-        <w:rPr/>
-        <w:t xml:space="preserve"> </w:t>
-      </w:r>
-      <w:r>
-        <w:rPr/>
-        <w:t>by Don in left field became an issue. We still laugh at that one! From 1954-1974, he coached</w:t>
-      </w:r>
-      <w:r>
-        <w:rPr/>
-        <w:t xml:space="preserve"> </w:t>
-      </w:r>
-      <w:r>
-        <w:rPr/>
-        <w:t>Youth Baseball and Legion A for Burt Chevrolet and one year of semi-pro baseball.</w:t>
-      </w:r>
-      <w:r>
-        <w:rPr/>
-        <w:t xml:space="preserve"> </w:t>
-      </w:r>
-      <w:r>
-        <w:rPr/>
-        <w:t>Don was a member of the Big Brothers for 5 years and served on the Board.</w:t>
-      </w:r>
-      <w:r>
-        <w:rPr/>
-        <w:t xml:space="preserve"> </w:t>
-      </w:r>
-      <w:r>
-        <w:rPr/>
-        <w:t>Ryne Duren (MLB relief pitcher) and Don started the Ryne Duren Celebrity Golf</w:t>
-      </w:r>
-      <w:r>
-        <w:rPr/>
-        <w:t xml:space="preserve"> </w:t>
-      </w:r>
-      <w:r>
-        <w:rPr/>
-        <w:t>Tournament</w:t>
-      </w:r>
-      <w:r>
-        <w:rPr/>
-        <w:t xml:space="preserve"> and they raised thousands of dollars over the years, 1989-2000, for the cause.</w:t>
-      </w:r>
-      <w:r>
-        <w:rPr/>
-        <w:t xml:space="preserve"> </w:t>
-      </w:r>
-      <w:r>
-        <w:rPr/>
-        <w:t xml:space="preserve">In 1973, he was the DAC Athlete of the </w:t>
-      </w:r>
-      <w:r>
-        <w:rPr/>
-        <w:t>Year</w:t>
-      </w:r>
-      <w:r>
-        <w:rPr/>
-        <w:t xml:space="preserve"> and in 1999, Don was inducted into the</w:t>
-      </w:r>
-      <w:r>
-        <w:rPr/>
-        <w:t xml:space="preserve"> </w:t>
-      </w:r>
-      <w:r>
-        <w:rPr/>
-        <w:t>Colorado Handball Hall of Fame. He also became one of the recipients to be inducted into</w:t>
-      </w:r>
-      <w:r>
-        <w:rPr/>
-        <w:t xml:space="preserve"> </w:t>
-      </w:r>
-      <w:r>
-        <w:rPr/>
-        <w:t>the Colorado Sports Hall of Fame in 2001.</w:t>
-      </w:r>
-    </w:p>
-    <w:p>
-      <w:pPr>
-        <w:pStyle w:val="BodyText"/>
-      </w:pPr>
-    </w:p>
-    <w:p>
-      <w:pPr>
-        <w:pStyle w:val="Heading2"/>
-        <w:spacing w:before="261" w:beforeAutospacing="off" w:after="261" w:afterAutospacing="off" w:line="300" w:lineRule="auto"/>
-      </w:pPr>
-      <w:r>
-        <w:rPr>
-          <w:rFonts w:ascii="Segoe UI" w:hAnsi="Segoe UI" w:eastAsia="Segoe UI" w:cs="Segoe UI"/>
-          <w:b w:val="1"/>
-          <w:bCs w:val="1"/>
-          <w:i w:val="0"/>
-          <w:iCs w:val="0"/>
-          <w:noProof w:val="0"/>
-          <w:sz w:val="31"/>
-          <w:szCs w:val="31"/>
-          <w:lang w:val="en-US"/>
-        </w:rPr>
-        <w:t>Revised Biography: Don H. Carlsen</w:t>
-      </w:r>
-    </w:p>
-    <w:p>
+    <w:p ns2:paraId="2F754E4E" ns2:textId="1F69E487">
       <w:pPr>
         <w:spacing w:before="0" w:beforeAutospacing="off" w:after="0" w:afterAutospacing="off" w:line="300" w:lineRule="auto"/>
       </w:pPr>
@@ -283,7 +21,7 @@
         <w:t>2006 Hall of Fame Inductee – Denver</w:t>
       </w:r>
     </w:p>
-    <w:p>
+    <w:p ns2:paraId="44A32610" ns2:textId="655506F0">
       <w:pPr>
         <w:spacing w:before="0" w:beforeAutospacing="off" w:after="0" w:afterAutospacing="off" w:line="300" w:lineRule="auto"/>
         <w:rPr>
@@ -397,7 +135,7 @@
         <w:t xml:space="preserve"> in 1956.</w:t>
       </w:r>
     </w:p>
-    <w:p>
+    <w:p ns2:paraId="5D80CCDD" ns2:textId="2E56F315">
       <w:pPr>
         <w:spacing w:before="0" w:beforeAutospacing="off" w:after="0" w:afterAutospacing="off" w:line="300" w:lineRule="auto"/>
         <w:rPr>
@@ -679,7 +417,7 @@
         <w:t xml:space="preserve"> radio broadcasts in 1956–1957.</w:t>
       </w:r>
     </w:p>
-    <w:p>
+    <w:p ns2:paraId="5EA0E745" ns2:textId="68CFD7DB">
       <w:pPr>
         <w:spacing w:before="0" w:beforeAutospacing="off" w:after="0" w:afterAutospacing="off" w:line="300" w:lineRule="auto"/>
         <w:rPr>
@@ -737,7 +475,7 @@
         <w:t xml:space="preserve"> Brother for five years and was a member of its board.</w:t>
       </w:r>
     </w:p>
-    <w:p>
+    <w:p ns2:paraId="182ED44A" ns2:textId="638FF6EA">
       <w:pPr>
         <w:spacing w:before="0" w:beforeAutospacing="off" w:after="0" w:afterAutospacing="off" w:line="300" w:lineRule="auto"/>
         <w:rPr>
@@ -907,7 +645,7 @@
         <w:t xml:space="preserve"> in 2001.</w:t>
       </w:r>
     </w:p>
-    <w:p>
+    <w:p ns2:paraId="0938F639" ns2:textId="43AFD805">
       <w:pPr>
         <w:pStyle w:val="BodyText"/>
       </w:pPr>
